--- a/Fase 1/Evidencias Individuales/Diaz_Jose_1.1_APT122_AutoevaluacionCompetenciasFase1.docx
+++ b/Fase 1/Evidencias Individuales/Diaz_Jose_1.1_APT122_AutoevaluacionCompetenciasFase1.docx
@@ -2619,7 +2619,7 @@
       <w:tr>
         <w:trPr>
           <w:cantSplit w:val="0"/>
-          <w:trHeight w:val="1695" w:hRule="atLeast"/>
+          <w:trHeight w:val="1245" w:hRule="atLeast"/>
           <w:tblHeader w:val="0"/>
         </w:trPr>
         <w:tc>
@@ -2766,7 +2766,7 @@
                 <w:szCs w:val="18"/>
                 <w:rtl w:val="0"/>
               </w:rPr>
-              <w:t xml:space="preserve">Poseo un sólido dominio en gestión de proyectos, respaldado por asignaturas como Gestión de Proyectos Informáticos y Gestión Ágil. Adicional a ello, obtuve la certificación de especialización en Gestión de Proyectos TI.Manejo planificación, riesgos y metodologías como Scrum de manera efectiva.</w:t>
+              <w:t xml:space="preserve">Manejo de forma efectiva la planificación, gestión de riesgos y metodologías ágiles como Scrum, lo que me permite organizar y ejecutar proyectos tecnológicos de manera estructurada.</w:t>
             </w:r>
           </w:p>
         </w:tc>
@@ -3076,7 +3076,7 @@
                 <w:szCs w:val="18"/>
                 <w:rtl w:val="0"/>
               </w:rPr>
-              <w:t xml:space="preserve">Cuento con conocimientos base en seguridad informática, sin embargo, aún me encuentro en proceso de profundización, ya que es el área en la que deseo especializarme profesionalmente.</w:t>
+              <w:t xml:space="preserve">Cuento con conocimientos base en seguridad informática, incluyendo conceptos y herramientas fundamentales. Sin embargo, aún me encuentro en proceso de profundización, ya que es el área en la que deseo especializarme profesionalmente.</w:t>
             </w:r>
           </w:p>
         </w:tc>
@@ -3764,12 +3764,12 @@
               <wp:extent cx="7753350" cy="190500"/>
               <wp:effectExtent b="0" l="0" r="0" t="0"/>
               <wp:wrapNone/>
-              <wp:docPr id="33" name="image4.png"/>
+              <wp:docPr id="33" name="image3.png"/>
               <a:graphic>
                 <a:graphicData uri="http://schemas.openxmlformats.org/drawingml/2006/picture">
                   <pic:pic>
                     <pic:nvPicPr>
-                      <pic:cNvPr id="0" name="image4.png"/>
+                      <pic:cNvPr id="0" name="image3.png"/>
                       <pic:cNvPicPr preferRelativeResize="0"/>
                     </pic:nvPicPr>
                     <pic:blipFill>
@@ -4054,12 +4054,12 @@
               <wp:inline distB="0" distT="0" distL="0" distR="0">
                 <wp:extent cx="1996440" cy="428625"/>
                 <wp:effectExtent b="0" l="0" r="0" t="0"/>
-                <wp:docPr descr="http://www.duoc.cl/normasgraficas/normasgraficas/marca-duoc/6logo-fondo-transparente/fondo-transparente.png" id="34" name="image2.png"/>
+                <wp:docPr descr="http://www.duoc.cl/normasgraficas/normasgraficas/marca-duoc/6logo-fondo-transparente/fondo-transparente.png" id="34" name="image4.png"/>
                 <a:graphic>
                   <a:graphicData uri="http://schemas.openxmlformats.org/drawingml/2006/picture">
                     <pic:pic>
                       <pic:nvPicPr>
-                        <pic:cNvPr descr="http://www.duoc.cl/normasgraficas/normasgraficas/marca-duoc/6logo-fondo-transparente/fondo-transparente.png" id="0" name="image2.png"/>
+                        <pic:cNvPr descr="http://www.duoc.cl/normasgraficas/normasgraficas/marca-duoc/6logo-fondo-transparente/fondo-transparente.png" id="0" name="image4.png"/>
                         <pic:cNvPicPr preferRelativeResize="0"/>
                       </pic:nvPicPr>
                       <pic:blipFill>
@@ -4400,12 +4400,12 @@
               <wp:inline distB="0" distT="0" distL="0" distR="0">
                 <wp:extent cx="1908834" cy="470407"/>
                 <wp:effectExtent b="0" l="0" r="0" t="0"/>
-                <wp:docPr id="35" name="image3.png"/>
+                <wp:docPr id="35" name="image2.png"/>
                 <a:graphic>
                   <a:graphicData uri="http://schemas.openxmlformats.org/drawingml/2006/picture">
                     <pic:pic>
                       <pic:nvPicPr>
-                        <pic:cNvPr id="0" name="image3.png"/>
+                        <pic:cNvPr id="0" name="image2.png"/>
                         <pic:cNvPicPr preferRelativeResize="0"/>
                       </pic:nvPicPr>
                       <pic:blipFill>
